--- a/20260303_도서관리프로그램.docx
+++ b/20260303_도서관리프로그램.docx
@@ -1,6 +1,6 @@
 
 <file path=word/document.xml><?xml version="1.0" encoding="utf-8"?>
-<w:document xmlns:wpc="http://schemas.microsoft.com/office/word/2010/wordprocessingCanvas" xmlns:cx="http://schemas.microsoft.com/office/drawing/2014/chartex" xmlns:cx1="http://schemas.microsoft.com/office/drawing/2015/9/8/chartex" xmlns:cx2="http://schemas.microsoft.com/office/drawing/2015/10/21/chartex" xmlns:cx3="http://schemas.microsoft.com/office/drawing/2016/5/9/chartex" xmlns:cx4="http://schemas.microsoft.com/office/drawing/2016/5/10/chartex" xmlns:cx5="http://schemas.microsoft.com/office/drawing/2016/5/11/chartex" xmlns:cx6="http://schemas.microsoft.com/office/drawing/2016/5/12/chartex" xmlns:cx7="http://schemas.microsoft.com/office/drawing/2016/5/13/chartex" xmlns:cx8="http://schemas.microsoft.com/office/drawing/2016/5/14/chartex" xmlns:mc="http://schemas.openxmlformats.org/markup-compatibility/2006" xmlns:aink="http://schemas.microsoft.com/office/drawing/2016/ink" xmlns:am3d="http://schemas.microsoft.com/office/drawing/2017/model3d" xmlns:o="urn:schemas-microsoft-com:office:office" xmlns:oel="http://schemas.microsoft.com/office/2019/extlst" xmlns:r="http://schemas.openxmlformats.org/officeDocument/2006/relationships" xmlns:m="http://schemas.openxmlformats.org/officeDocument/2006/math" xmlns:v="urn:schemas-microsoft-com:vml" xmlns:wp14="http://schemas.microsoft.com/office/word/2010/wordprocessingDrawing" xmlns:wp="http://schemas.openxmlformats.org/drawingml/2006/wordprocessingDrawing" xmlns:w10="urn:schemas-microsoft-com:office:word" xmlns:w="http://schemas.openxmlformats.org/wordprocessingml/2006/main" xmlns:w14="http://schemas.microsoft.com/office/word/2010/wordml" xmlns:w15="http://schemas.microsoft.com/office/word/2012/wordml" xmlns:w16cex="http://schemas.microsoft.com/office/word/2018/wordml/cex" xmlns:w16cid="http://schemas.microsoft.com/office/word/2016/wordml/cid" xmlns:w16="http://schemas.microsoft.com/office/word/2018/wordml" xmlns:w16sdtdh="http://schemas.microsoft.com/office/word/2020/wordml/sdtdatahash" xmlns:w16se="http://schemas.microsoft.com/office/word/2015/wordml/symex" xmlns:wpg="http://schemas.microsoft.com/office/word/2010/wordprocessingGroup" xmlns:wpi="http://schemas.microsoft.com/office/word/2010/wordprocessingInk" xmlns:wne="http://schemas.microsoft.com/office/word/2006/wordml" xmlns:wps="http://schemas.microsoft.com/office/word/2010/wordprocessingShape" mc:Ignorable="w14 w15 w16se w16cid w16 w16cex w16sdtdh wp14">
+<w:document xmlns:wpc="http://schemas.microsoft.com/office/word/2010/wordprocessingCanvas" xmlns:cx="http://schemas.microsoft.com/office/drawing/2014/chartex" xmlns:cx1="http://schemas.microsoft.com/office/drawing/2015/9/8/chartex" xmlns:cx2="http://schemas.microsoft.com/office/drawing/2015/10/21/chartex" xmlns:cx3="http://schemas.microsoft.com/office/drawing/2016/5/9/chartex" xmlns:cx4="http://schemas.microsoft.com/office/drawing/2016/5/10/chartex" xmlns:cx5="http://schemas.microsoft.com/office/drawing/2016/5/11/chartex" xmlns:cx6="http://schemas.microsoft.com/office/drawing/2016/5/12/chartex" xmlns:cx7="http://schemas.microsoft.com/office/drawing/2016/5/13/chartex" xmlns:cx8="http://schemas.microsoft.com/office/drawing/2016/5/14/chartex" xmlns:mc="http://schemas.openxmlformats.org/markup-compatibility/2006" xmlns:aink="http://schemas.microsoft.com/office/drawing/2016/ink" xmlns:am3d="http://schemas.microsoft.com/office/drawing/2017/model3d" xmlns:o="urn:schemas-microsoft-com:office:office" xmlns:r="http://schemas.openxmlformats.org/officeDocument/2006/relationships" xmlns:m="http://schemas.openxmlformats.org/officeDocument/2006/math" xmlns:v="urn:schemas-microsoft-com:vml" xmlns:wp14="http://schemas.microsoft.com/office/word/2010/wordprocessingDrawing" xmlns:wp="http://schemas.openxmlformats.org/drawingml/2006/wordprocessingDrawing" xmlns:w10="urn:schemas-microsoft-com:office:word" xmlns:w="http://schemas.openxmlformats.org/wordprocessingml/2006/main" xmlns:w14="http://schemas.microsoft.com/office/word/2010/wordml" xmlns:w15="http://schemas.microsoft.com/office/word/2012/wordml" xmlns:w16cex="http://schemas.microsoft.com/office/word/2018/wordml/cex" xmlns:w16cid="http://schemas.microsoft.com/office/word/2016/wordml/cid" xmlns:w16="http://schemas.microsoft.com/office/word/2018/wordml" xmlns:w16sdtdh="http://schemas.microsoft.com/office/word/2020/wordml/sdtdatahash" xmlns:w16se="http://schemas.microsoft.com/office/word/2015/wordml/symex" xmlns:wpg="http://schemas.microsoft.com/office/word/2010/wordprocessingGroup" xmlns:wpi="http://schemas.microsoft.com/office/word/2010/wordprocessingInk" xmlns:wne="http://schemas.microsoft.com/office/word/2006/wordml" xmlns:wps="http://schemas.microsoft.com/office/word/2010/wordprocessingShape" mc:Ignorable="w14 w15 w16se w16cid w16 w16cex w16sdtdh wp14">
   <w:body>
     <w:p>
       <w:pPr>
@@ -2699,7 +2699,6 @@
           <w:numId w:val="2"/>
         </w:numPr>
         <w:rPr>
-          <w:rFonts w:hint="eastAsia"/>
           <w:b/>
           <w:bCs/>
         </w:rPr>
@@ -2757,7 +2756,6 @@
           <w:numId w:val="2"/>
         </w:numPr>
         <w:rPr>
-          <w:rFonts w:hint="eastAsia"/>
           <w:b/>
           <w:bCs/>
         </w:rPr>
@@ -2779,7 +2777,6 @@
           <w:numId w:val="2"/>
         </w:numPr>
         <w:rPr>
-          <w:rFonts w:hint="eastAsia"/>
           <w:b/>
           <w:bCs/>
         </w:rPr>
@@ -2819,7 +2816,6 @@
           <w:numId w:val="2"/>
         </w:numPr>
         <w:rPr>
-          <w:rFonts w:hint="eastAsia"/>
           <w:b/>
           <w:bCs/>
         </w:rPr>
@@ -2859,7 +2855,6 @@
           <w:numId w:val="2"/>
         </w:numPr>
         <w:rPr>
-          <w:rFonts w:hint="eastAsia"/>
           <w:b/>
           <w:bCs/>
         </w:rPr>
@@ -2899,7 +2894,6 @@
           <w:numId w:val="2"/>
         </w:numPr>
         <w:rPr>
-          <w:rFonts w:hint="eastAsia"/>
           <w:b/>
           <w:bCs/>
         </w:rPr>
@@ -2935,11 +2929,47 @@
       <w:pPr>
         <w:pStyle w:val="aa"/>
         <w:rPr>
-          <w:rFonts w:hint="eastAsia"/>
-          <w:b/>
-          <w:bCs/>
-        </w:rPr>
-      </w:pPr>
+          <w:b/>
+          <w:bCs/>
+        </w:rPr>
+      </w:pPr>
+    </w:p>
+    <w:p>
+      <w:pPr>
+        <w:pStyle w:val="aa"/>
+        <w:numPr>
+          <w:ilvl w:val="0"/>
+          <w:numId w:val="2"/>
+        </w:numPr>
+        <w:rPr>
+          <w:rFonts w:hint="eastAsia"/>
+          <w:b/>
+          <w:bCs/>
+        </w:rPr>
+      </w:pPr>
+      <w:r>
+        <w:rPr>
+          <w:rFonts w:hint="eastAsia"/>
+          <w:b/>
+          <w:bCs/>
+        </w:rPr>
+        <w:t>마지막</w:t>
+      </w:r>
+      <w:r>
+        <w:rPr>
+          <w:b/>
+          <w:bCs/>
+        </w:rPr>
+        <w:t xml:space="preserve"> 파일 결합할 때 master에 안되어서 FIN으로 따로 만들어 제작</w:t>
+      </w:r>
+      <w:r>
+        <w:rPr>
+          <w:rFonts w:hint="eastAsia"/>
+          <w:b/>
+          <w:bCs/>
+        </w:rPr>
+        <w:t>함</w:t>
+      </w:r>
     </w:p>
     <w:sectPr>
       <w:pgSz w:w="11906" w:h="16838" w:code="9"/>
@@ -2952,7 +2982,7 @@
 </file>
 
 <file path=word/numbering.xml><?xml version="1.0" encoding="utf-8"?>
-<w:numbering xmlns:wpc="http://schemas.microsoft.com/office/word/2010/wordprocessingCanvas" xmlns:cx="http://schemas.microsoft.com/office/drawing/2014/chartex" xmlns:cx1="http://schemas.microsoft.com/office/drawing/2015/9/8/chartex" xmlns:cx2="http://schemas.microsoft.com/office/drawing/2015/10/21/chartex" xmlns:cx3="http://schemas.microsoft.com/office/drawing/2016/5/9/chartex" xmlns:cx4="http://schemas.microsoft.com/office/drawing/2016/5/10/chartex" xmlns:cx5="http://schemas.microsoft.com/office/drawing/2016/5/11/chartex" xmlns:cx6="http://schemas.microsoft.com/office/drawing/2016/5/12/chartex" xmlns:cx7="http://schemas.microsoft.com/office/drawing/2016/5/13/chartex" xmlns:cx8="http://schemas.microsoft.com/office/drawing/2016/5/14/chartex" xmlns:mc="http://schemas.openxmlformats.org/markup-compatibility/2006" xmlns:aink="http://schemas.microsoft.com/office/drawing/2016/ink" xmlns:am3d="http://schemas.microsoft.com/office/drawing/2017/model3d" xmlns:o="urn:schemas-microsoft-com:office:office" xmlns:oel="http://schemas.microsoft.com/office/2019/extlst" xmlns:r="http://schemas.openxmlformats.org/officeDocument/2006/relationships" xmlns:m="http://schemas.openxmlformats.org/officeDocument/2006/math" xmlns:v="urn:schemas-microsoft-com:vml" xmlns:wp14="http://schemas.microsoft.com/office/word/2010/wordprocessingDrawing" xmlns:wp="http://schemas.openxmlformats.org/drawingml/2006/wordprocessingDrawing" xmlns:w10="urn:schemas-microsoft-com:office:word" xmlns:w="http://schemas.openxmlformats.org/wordprocessingml/2006/main" xmlns:w14="http://schemas.microsoft.com/office/word/2010/wordml" xmlns:w15="http://schemas.microsoft.com/office/word/2012/wordml" xmlns:w16cex="http://schemas.microsoft.com/office/word/2018/wordml/cex" xmlns:w16cid="http://schemas.microsoft.com/office/word/2016/wordml/cid" xmlns:w16="http://schemas.microsoft.com/office/word/2018/wordml" xmlns:w16sdtdh="http://schemas.microsoft.com/office/word/2020/wordml/sdtdatahash" xmlns:w16se="http://schemas.microsoft.com/office/word/2015/wordml/symex" xmlns:wpg="http://schemas.microsoft.com/office/word/2010/wordprocessingGroup" xmlns:wpi="http://schemas.microsoft.com/office/word/2010/wordprocessingInk" xmlns:wne="http://schemas.microsoft.com/office/word/2006/wordml" xmlns:wps="http://schemas.microsoft.com/office/word/2010/wordprocessingShape" mc:Ignorable="w14 w15 w16se w16cid w16 w16cex w16sdtdh wp14">
+<w:numbering xmlns:wpc="http://schemas.microsoft.com/office/word/2010/wordprocessingCanvas" xmlns:cx="http://schemas.microsoft.com/office/drawing/2014/chartex" xmlns:cx1="http://schemas.microsoft.com/office/drawing/2015/9/8/chartex" xmlns:cx2="http://schemas.microsoft.com/office/drawing/2015/10/21/chartex" xmlns:cx3="http://schemas.microsoft.com/office/drawing/2016/5/9/chartex" xmlns:cx4="http://schemas.microsoft.com/office/drawing/2016/5/10/chartex" xmlns:cx5="http://schemas.microsoft.com/office/drawing/2016/5/11/chartex" xmlns:cx6="http://schemas.microsoft.com/office/drawing/2016/5/12/chartex" xmlns:cx7="http://schemas.microsoft.com/office/drawing/2016/5/13/chartex" xmlns:cx8="http://schemas.microsoft.com/office/drawing/2016/5/14/chartex" xmlns:mc="http://schemas.openxmlformats.org/markup-compatibility/2006" xmlns:aink="http://schemas.microsoft.com/office/drawing/2016/ink" xmlns:am3d="http://schemas.microsoft.com/office/drawing/2017/model3d" xmlns:o="urn:schemas-microsoft-com:office:office" xmlns:r="http://schemas.openxmlformats.org/officeDocument/2006/relationships" xmlns:m="http://schemas.openxmlformats.org/officeDocument/2006/math" xmlns:v="urn:schemas-microsoft-com:vml" xmlns:wp14="http://schemas.microsoft.com/office/word/2010/wordprocessingDrawing" xmlns:wp="http://schemas.openxmlformats.org/drawingml/2006/wordprocessingDrawing" xmlns:w10="urn:schemas-microsoft-com:office:word" xmlns:w="http://schemas.openxmlformats.org/wordprocessingml/2006/main" xmlns:w14="http://schemas.microsoft.com/office/word/2010/wordml" xmlns:w15="http://schemas.microsoft.com/office/word/2012/wordml" xmlns:w16cex="http://schemas.microsoft.com/office/word/2018/wordml/cex" xmlns:w16cid="http://schemas.microsoft.com/office/word/2016/wordml/cid" xmlns:w16="http://schemas.microsoft.com/office/word/2018/wordml" xmlns:w16sdtdh="http://schemas.microsoft.com/office/word/2020/wordml/sdtdatahash" xmlns:w16se="http://schemas.microsoft.com/office/word/2015/wordml/symex" xmlns:wpg="http://schemas.microsoft.com/office/word/2010/wordprocessingGroup" xmlns:wpi="http://schemas.microsoft.com/office/word/2010/wordprocessingInk" xmlns:wne="http://schemas.microsoft.com/office/word/2006/wordml" xmlns:wps="http://schemas.microsoft.com/office/word/2010/wordprocessingShape" mc:Ignorable="w14 w15 w16se w16cid w16 w16cex w16sdtdh wp14">
   <w:abstractNum w:abstractNumId="0" w15:restartNumberingAfterBreak="0">
     <w:nsid w:val="50742E84"/>
     <w:multiLevelType w:val="hybridMultilevel"/>
@@ -3065,20 +3095,11 @@
       </w:rPr>
     </w:lvl>
   </w:abstractNum>
-  <w:num w:numId="1" w16cid:durableId="429397914">
+  <w:num w:numId="1">
     <w:abstractNumId w:val="0"/>
   </w:num>
-  <w:num w:numId="2" w16cid:durableId="372733770">
+  <w:num w:numId="2">
     <w:abstractNumId w:val="0"/>
-    <w:lvlOverride w:ilvl="0"/>
-    <w:lvlOverride w:ilvl="1"/>
-    <w:lvlOverride w:ilvl="2"/>
-    <w:lvlOverride w:ilvl="3"/>
-    <w:lvlOverride w:ilvl="4"/>
-    <w:lvlOverride w:ilvl="5"/>
-    <w:lvlOverride w:ilvl="6"/>
-    <w:lvlOverride w:ilvl="7"/>
-    <w:lvlOverride w:ilvl="8"/>
   </w:num>
 </w:numbering>
 </file>
@@ -3690,6 +3711,7 @@
   <w:style w:type="character" w:default="1" w:styleId="a0">
     <w:name w:val="Default Paragraph Font"/>
     <w:uiPriority w:val="1"/>
+    <w:semiHidden/>
     <w:unhideWhenUsed/>
   </w:style>
   <w:style w:type="table" w:default="1" w:styleId="a1">
